--- a/storage/app/admin_fo_agreement_pack.docx
+++ b/storage/app/admin_fo_agreement_pack.docx
@@ -123,6 +123,7 @@
         </w:rPr>
         <w:t>${</w:t>
       </w:r>
+      <w:proofErr w:type="spellStart"/>
       <w:r>
         <w:rPr>
           <w:rFonts w:ascii="Times New Roman" w:eastAsia="Times New Roman" w:hAnsi="Times New Roman" w:cs="Times New Roman"/>
@@ -136,6 +137,7 @@
         </w:rPr>
         <w:t>agreementNumber</w:t>
       </w:r>
+      <w:proofErr w:type="spellEnd"/>
       <w:r>
         <w:rPr>
           <w:rFonts w:ascii="Times New Roman" w:eastAsia="Times New Roman" w:hAnsi="Times New Roman" w:cs="Times New Roman"/>
@@ -172,6 +174,7 @@
         </w:rPr>
         <w:t>${</w:t>
       </w:r>
+      <w:proofErr w:type="spellStart"/>
       <w:r>
         <w:rPr>
           <w:rFonts w:ascii="Times New Roman" w:eastAsia="Times New Roman" w:hAnsi="Times New Roman" w:cs="Times New Roman"/>
@@ -182,6 +185,7 @@
         </w:rPr>
         <w:t>adminDate</w:t>
       </w:r>
+      <w:proofErr w:type="spellEnd"/>
       <w:r>
         <w:rPr>
           <w:rFonts w:ascii="Times New Roman" w:eastAsia="Times New Roman" w:hAnsi="Times New Roman" w:cs="Times New Roman"/>
@@ -568,8 +572,9 @@
           <w:sz w:val="16"/>
           <w:szCs w:val="16"/>
         </w:rPr>
-        <w:t xml:space="preserve"> ${name}</w:t>
-      </w:r>
+        <w:t xml:space="preserve"> ${</w:t>
+      </w:r>
+      <w:proofErr w:type="spellStart"/>
       <w:r>
         <w:rPr>
           <w:rFonts w:ascii="Times New Roman" w:eastAsia="Times New Roman" w:hAnsi="Times New Roman" w:cs="Times New Roman"/>
@@ -578,6 +583,27 @@
           <w:sz w:val="16"/>
           <w:szCs w:val="16"/>
         </w:rPr>
+        <w:t>name</w:t>
+      </w:r>
+      <w:proofErr w:type="spellEnd"/>
+      <w:r>
+        <w:rPr>
+          <w:rFonts w:ascii="Times New Roman" w:eastAsia="Times New Roman" w:hAnsi="Times New Roman" w:cs="Times New Roman"/>
+          <w:b/>
+          <w:bCs/>
+          <w:sz w:val="16"/>
+          <w:szCs w:val="16"/>
+        </w:rPr>
+        <w:t>}</w:t>
+      </w:r>
+      <w:r>
+        <w:rPr>
+          <w:rFonts w:ascii="Times New Roman" w:eastAsia="Times New Roman" w:hAnsi="Times New Roman" w:cs="Times New Roman"/>
+          <w:b/>
+          <w:bCs/>
+          <w:sz w:val="16"/>
+          <w:szCs w:val="16"/>
+        </w:rPr>
         <w:t xml:space="preserve">, </w:t>
       </w:r>
       <w:r>
@@ -613,7 +639,25 @@
           <w:sz w:val="16"/>
           <w:szCs w:val="16"/>
         </w:rPr>
-        <w:t>${name}</w:t>
+        <w:t>${</w:t>
+      </w:r>
+      <w:proofErr w:type="spellStart"/>
+      <w:r>
+        <w:rPr>
+          <w:rFonts w:ascii="Times New Roman" w:eastAsia="Times New Roman" w:hAnsi="Times New Roman" w:cs="Times New Roman"/>
+          <w:sz w:val="16"/>
+          <w:szCs w:val="16"/>
+        </w:rPr>
+        <w:t>name</w:t>
+      </w:r>
+      <w:proofErr w:type="spellEnd"/>
+      <w:r>
+        <w:rPr>
+          <w:rFonts w:ascii="Times New Roman" w:eastAsia="Times New Roman" w:hAnsi="Times New Roman" w:cs="Times New Roman"/>
+          <w:sz w:val="16"/>
+          <w:szCs w:val="16"/>
+        </w:rPr>
+        <w:t>}</w:t>
       </w:r>
       <w:r>
         <w:rPr>
@@ -629,7 +673,25 @@
           <w:sz w:val="16"/>
           <w:szCs w:val="16"/>
         </w:rPr>
-        <w:t>${clientINN}</w:t>
+        <w:t>${</w:t>
+      </w:r>
+      <w:proofErr w:type="spellStart"/>
+      <w:r>
+        <w:rPr>
+          <w:rFonts w:ascii="Times New Roman" w:eastAsia="Times New Roman" w:hAnsi="Times New Roman" w:cs="Times New Roman"/>
+          <w:sz w:val="16"/>
+          <w:szCs w:val="16"/>
+        </w:rPr>
+        <w:t>clientINN</w:t>
+      </w:r>
+      <w:proofErr w:type="spellEnd"/>
+      <w:r>
+        <w:rPr>
+          <w:rFonts w:ascii="Times New Roman" w:eastAsia="Times New Roman" w:hAnsi="Times New Roman" w:cs="Times New Roman"/>
+          <w:sz w:val="16"/>
+          <w:szCs w:val="16"/>
+        </w:rPr>
+        <w:t>}</w:t>
       </w:r>
       <w:r>
         <w:rPr>
@@ -647,6 +709,7 @@
         </w:rPr>
         <w:t>паспорту ${</w:t>
       </w:r>
+      <w:proofErr w:type="spellStart"/>
       <w:r>
         <w:rPr>
           <w:rFonts w:ascii="Times New Roman" w:eastAsia="Times New Roman" w:hAnsi="Times New Roman" w:cs="Times New Roman"/>
@@ -656,6 +719,7 @@
         </w:rPr>
         <w:t>passportNumber</w:t>
       </w:r>
+      <w:proofErr w:type="spellEnd"/>
       <w:r>
         <w:rPr>
           <w:rFonts w:ascii="Times New Roman" w:eastAsia="Times New Roman" w:hAnsi="Times New Roman" w:cs="Times New Roman"/>
@@ -680,6 +744,7 @@
         </w:rPr>
         <w:t>виданий ${</w:t>
       </w:r>
+      <w:proofErr w:type="spellStart"/>
       <w:r>
         <w:rPr>
           <w:rFonts w:ascii="Times New Roman" w:eastAsia="Times New Roman" w:hAnsi="Times New Roman" w:cs="Times New Roman"/>
@@ -689,6 +754,7 @@
         </w:rPr>
         <w:t>passportIssue</w:t>
       </w:r>
+      <w:proofErr w:type="spellEnd"/>
       <w:r>
         <w:rPr>
           <w:rFonts w:ascii="Times New Roman" w:eastAsia="Times New Roman" w:hAnsi="Times New Roman" w:cs="Times New Roman"/>
@@ -730,13 +796,23 @@
         </w:rPr>
         <w:t>passport</w:t>
       </w:r>
-      <w:r>
-        <w:rPr>
-          <w:rFonts w:ascii="Times New Roman" w:eastAsia="Times New Roman" w:hAnsi="Times New Roman" w:cs="Times New Roman"/>
-          <w:sz w:val="16"/>
-          <w:szCs w:val="16"/>
-        </w:rPr>
-        <w:t>Date}</w:t>
+      <w:proofErr w:type="spellStart"/>
+      <w:r>
+        <w:rPr>
+          <w:rFonts w:ascii="Times New Roman" w:eastAsia="Times New Roman" w:hAnsi="Times New Roman" w:cs="Times New Roman"/>
+          <w:sz w:val="16"/>
+          <w:szCs w:val="16"/>
+        </w:rPr>
+        <w:t>Date</w:t>
+      </w:r>
+      <w:proofErr w:type="spellEnd"/>
+      <w:r>
+        <w:rPr>
+          <w:rFonts w:ascii="Times New Roman" w:eastAsia="Times New Roman" w:hAnsi="Times New Roman" w:cs="Times New Roman"/>
+          <w:sz w:val="16"/>
+          <w:szCs w:val="16"/>
+        </w:rPr>
+        <w:t>}</w:t>
       </w:r>
       <w:r>
         <w:rPr>
@@ -830,8 +906,9 @@
           <w:szCs w:val="16"/>
           <w:lang w:eastAsia="ru-RU"/>
         </w:rPr>
-        <w:t>${agreementNumber}</w:t>
-      </w:r>
+        <w:t>${</w:t>
+      </w:r>
+      <w:proofErr w:type="spellStart"/>
       <w:r>
         <w:rPr>
           <w:rFonts w:ascii="Times New Roman" w:eastAsia="Times New Roman" w:hAnsi="Times New Roman" w:cs="Times New Roman"/>
@@ -840,6 +917,27 @@
           <w:szCs w:val="16"/>
           <w:lang w:eastAsia="ru-RU"/>
         </w:rPr>
+        <w:t>agreementNumber</w:t>
+      </w:r>
+      <w:proofErr w:type="spellEnd"/>
+      <w:r>
+        <w:rPr>
+          <w:rFonts w:ascii="Times New Roman" w:eastAsia="Times New Roman" w:hAnsi="Times New Roman" w:cs="Times New Roman"/>
+          <w:color w:val="010101"/>
+          <w:sz w:val="16"/>
+          <w:szCs w:val="16"/>
+          <w:lang w:eastAsia="ru-RU"/>
+        </w:rPr>
+        <w:t>}</w:t>
+      </w:r>
+      <w:r>
+        <w:rPr>
+          <w:rFonts w:ascii="Times New Roman" w:eastAsia="Times New Roman" w:hAnsi="Times New Roman" w:cs="Times New Roman"/>
+          <w:color w:val="010101"/>
+          <w:sz w:val="16"/>
+          <w:szCs w:val="16"/>
+          <w:lang w:eastAsia="ru-RU"/>
+        </w:rPr>
         <w:t xml:space="preserve"> від </w:t>
       </w:r>
       <w:r>
@@ -852,6 +950,7 @@
         </w:rPr>
         <w:t>${</w:t>
       </w:r>
+      <w:proofErr w:type="spellStart"/>
       <w:r>
         <w:rPr>
           <w:rFonts w:ascii="Times New Roman" w:eastAsia="Times New Roman" w:hAnsi="Times New Roman" w:cs="Times New Roman"/>
@@ -862,6 +961,7 @@
         </w:rPr>
         <w:t>adminDate</w:t>
       </w:r>
+      <w:proofErr w:type="spellEnd"/>
       <w:r>
         <w:rPr>
           <w:rFonts w:ascii="Times New Roman" w:eastAsia="Times New Roman" w:hAnsi="Times New Roman" w:cs="Times New Roman"/>
@@ -1053,6 +1153,7 @@
         </w:rPr>
         <w:t>${</w:t>
       </w:r>
+      <w:proofErr w:type="spellStart"/>
       <w:r>
         <w:rPr>
           <w:rFonts w:ascii="Times New Roman" w:hAnsi="Times New Roman" w:cs="Times New Roman"/>
@@ -1061,6 +1162,7 @@
         </w:rPr>
         <w:t>adminEquipModel</w:t>
       </w:r>
+      <w:proofErr w:type="spellEnd"/>
       <w:r>
         <w:rPr>
           <w:rFonts w:ascii="Times New Roman" w:hAnsi="Times New Roman" w:cs="Times New Roman"/>
@@ -1085,6 +1187,7 @@
         </w:rPr>
         <w:t xml:space="preserve"> ${</w:t>
       </w:r>
+      <w:proofErr w:type="spellStart"/>
       <w:r>
         <w:rPr>
           <w:rFonts w:ascii="Times New Roman" w:hAnsi="Times New Roman" w:cs="Times New Roman"/>
@@ -1093,6 +1196,7 @@
         </w:rPr>
         <w:t>adminCoffeeMachineModel</w:t>
       </w:r>
+      <w:proofErr w:type="spellEnd"/>
       <w:r>
         <w:rPr>
           <w:rFonts w:ascii="Times New Roman" w:hAnsi="Times New Roman" w:cs="Times New Roman"/>
@@ -1117,6 +1221,7 @@
         </w:rPr>
         <w:t>${</w:t>
       </w:r>
+      <w:proofErr w:type="spellStart"/>
       <w:r>
         <w:rPr>
           <w:rFonts w:ascii="Times New Roman" w:hAnsi="Times New Roman" w:cs="Times New Roman"/>
@@ -1125,6 +1230,7 @@
         </w:rPr>
         <w:t>adminCoffeeGrinderModel</w:t>
       </w:r>
+      <w:proofErr w:type="spellEnd"/>
       <w:r>
         <w:rPr>
           <w:rFonts w:ascii="Times New Roman" w:hAnsi="Times New Roman" w:cs="Times New Roman"/>
@@ -1229,6 +1335,7 @@
         </w:rPr>
         <w:t>${</w:t>
       </w:r>
+      <w:proofErr w:type="spellStart"/>
       <w:r>
         <w:rPr>
           <w:rFonts w:ascii="Times New Roman" w:hAnsi="Times New Roman" w:cs="Times New Roman"/>
@@ -1237,6 +1344,7 @@
         </w:rPr>
         <w:t>adminEquipModel</w:t>
       </w:r>
+      <w:proofErr w:type="spellEnd"/>
       <w:r>
         <w:rPr>
           <w:rFonts w:ascii="Times New Roman" w:hAnsi="Times New Roman" w:cs="Times New Roman"/>
@@ -1245,6 +1353,7 @@
         </w:rPr>
         <w:t>} - ${</w:t>
       </w:r>
+      <w:proofErr w:type="spellStart"/>
       <w:r>
         <w:rPr>
           <w:rFonts w:ascii="Times New Roman" w:hAnsi="Times New Roman" w:cs="Times New Roman"/>
@@ -1254,6 +1363,7 @@
         </w:rPr>
         <w:t>adminEquipCost</w:t>
       </w:r>
+      <w:proofErr w:type="spellEnd"/>
       <w:r>
         <w:rPr>
           <w:rFonts w:ascii="Times New Roman" w:hAnsi="Times New Roman" w:cs="Times New Roman"/>
@@ -1289,6 +1399,7 @@
         </w:rPr>
         <w:t>${</w:t>
       </w:r>
+      <w:proofErr w:type="spellStart"/>
       <w:r>
         <w:rPr>
           <w:rFonts w:ascii="Times New Roman" w:hAnsi="Times New Roman" w:cs="Times New Roman"/>
@@ -1297,6 +1408,7 @@
         </w:rPr>
         <w:t>adminCoffeeMachineModel</w:t>
       </w:r>
+      <w:proofErr w:type="spellEnd"/>
       <w:r>
         <w:rPr>
           <w:rFonts w:ascii="Times New Roman" w:hAnsi="Times New Roman" w:cs="Times New Roman"/>
@@ -1305,6 +1417,7 @@
         </w:rPr>
         <w:t>} - ${</w:t>
       </w:r>
+      <w:proofErr w:type="spellStart"/>
       <w:r>
         <w:rPr>
           <w:rFonts w:ascii="Times New Roman" w:hAnsi="Times New Roman" w:cs="Times New Roman"/>
@@ -1314,6 +1427,7 @@
         </w:rPr>
         <w:t>adminCoffeeMachineCost</w:t>
       </w:r>
+      <w:proofErr w:type="spellEnd"/>
       <w:r>
         <w:rPr>
           <w:rFonts w:ascii="Times New Roman" w:hAnsi="Times New Roman" w:cs="Times New Roman"/>
@@ -1349,6 +1463,7 @@
         </w:rPr>
         <w:t>${</w:t>
       </w:r>
+      <w:proofErr w:type="spellStart"/>
       <w:r>
         <w:rPr>
           <w:rFonts w:ascii="Times New Roman" w:hAnsi="Times New Roman" w:cs="Times New Roman"/>
@@ -1357,6 +1472,7 @@
         </w:rPr>
         <w:t>adminCoffeeGrinderModel</w:t>
       </w:r>
+      <w:proofErr w:type="spellEnd"/>
       <w:r>
         <w:rPr>
           <w:rFonts w:ascii="Times New Roman" w:hAnsi="Times New Roman" w:cs="Times New Roman"/>
@@ -1365,6 +1481,7 @@
         </w:rPr>
         <w:t>} - ${</w:t>
       </w:r>
+      <w:proofErr w:type="spellStart"/>
       <w:r>
         <w:rPr>
           <w:rFonts w:ascii="Times New Roman" w:hAnsi="Times New Roman" w:cs="Times New Roman"/>
@@ -1374,6 +1491,7 @@
         </w:rPr>
         <w:t>adminCoffeeGrinderCost</w:t>
       </w:r>
+      <w:proofErr w:type="spellEnd"/>
       <w:r>
         <w:rPr>
           <w:rFonts w:ascii="Times New Roman" w:hAnsi="Times New Roman" w:cs="Times New Roman"/>
@@ -1399,15 +1517,51 @@
           <w:sz w:val="16"/>
           <w:szCs w:val="16"/>
         </w:rPr>
-        <w:t xml:space="preserve">1.4. Сторони домовилися, що протягом строку оренди Об’єкт оренди буде знаходитися за адресою: </w:t>
-      </w:r>
-      <w:r>
-        <w:rPr>
-          <w:rFonts w:ascii="Times New Roman" w:hAnsi="Times New Roman" w:cs="Times New Roman"/>
-          <w:sz w:val="16"/>
-          <w:szCs w:val="16"/>
-        </w:rPr>
-        <w:t xml:space="preserve">${equipRegion}, </w:t>
+        <w:t xml:space="preserve">1.4. Сторони домовилися, що протягом строку оренди Об’єкт оренди буде знаходитися за </w:t>
+      </w:r>
+      <w:proofErr w:type="spellStart"/>
+      <w:r>
+        <w:rPr>
+          <w:rFonts w:ascii="Times New Roman" w:hAnsi="Times New Roman" w:cs="Times New Roman"/>
+          <w:sz w:val="16"/>
+          <w:szCs w:val="16"/>
+        </w:rPr>
+        <w:t>адресою</w:t>
+      </w:r>
+      <w:proofErr w:type="spellEnd"/>
+      <w:r>
+        <w:rPr>
+          <w:rFonts w:ascii="Times New Roman" w:hAnsi="Times New Roman" w:cs="Times New Roman"/>
+          <w:sz w:val="16"/>
+          <w:szCs w:val="16"/>
+        </w:rPr>
+        <w:t xml:space="preserve">: </w:t>
+      </w:r>
+      <w:r>
+        <w:rPr>
+          <w:rFonts w:ascii="Times New Roman" w:hAnsi="Times New Roman" w:cs="Times New Roman"/>
+          <w:sz w:val="16"/>
+          <w:szCs w:val="16"/>
+        </w:rPr>
+        <w:t>${</w:t>
+      </w:r>
+      <w:proofErr w:type="spellStart"/>
+      <w:r>
+        <w:rPr>
+          <w:rFonts w:ascii="Times New Roman" w:hAnsi="Times New Roman" w:cs="Times New Roman"/>
+          <w:sz w:val="16"/>
+          <w:szCs w:val="16"/>
+        </w:rPr>
+        <w:t>equipRegion</w:t>
+      </w:r>
+      <w:proofErr w:type="spellEnd"/>
+      <w:r>
+        <w:rPr>
+          <w:rFonts w:ascii="Times New Roman" w:hAnsi="Times New Roman" w:cs="Times New Roman"/>
+          <w:sz w:val="16"/>
+          <w:szCs w:val="16"/>
+        </w:rPr>
+        <w:t xml:space="preserve">}, </w:t>
       </w:r>
       <w:r>
         <w:rPr>
@@ -1423,7 +1577,25 @@
           <w:sz w:val="16"/>
           <w:szCs w:val="16"/>
         </w:rPr>
-        <w:t>${equipAdditional}</w:t>
+        <w:t>${</w:t>
+      </w:r>
+      <w:proofErr w:type="spellStart"/>
+      <w:r>
+        <w:rPr>
+          <w:rFonts w:ascii="Times New Roman" w:hAnsi="Times New Roman" w:cs="Times New Roman"/>
+          <w:sz w:val="16"/>
+          <w:szCs w:val="16"/>
+        </w:rPr>
+        <w:t>equipAdditional</w:t>
+      </w:r>
+      <w:proofErr w:type="spellEnd"/>
+      <w:r>
+        <w:rPr>
+          <w:rFonts w:ascii="Times New Roman" w:hAnsi="Times New Roman" w:cs="Times New Roman"/>
+          <w:sz w:val="16"/>
+          <w:szCs w:val="16"/>
+        </w:rPr>
+        <w:t>}</w:t>
       </w:r>
       <w:r>
         <w:rPr>
@@ -1650,7 +1822,25 @@
           <w:sz w:val="16"/>
           <w:szCs w:val="16"/>
         </w:rPr>
-        <w:t>ових напоїв, кавомолка призначена для подрібнення виключно кавових зерен, холодильна вітрина для зберігання та реалізації кондитерських виробів та десертів.</w:t>
+        <w:t xml:space="preserve">ових напоїв, кавомолка призначена для подрібнення виключно кавових </w:t>
+      </w:r>
+      <w:proofErr w:type="spellStart"/>
+      <w:r>
+        <w:rPr>
+          <w:rFonts w:ascii="Times New Roman" w:hAnsi="Times New Roman" w:cs="Times New Roman"/>
+          <w:sz w:val="16"/>
+          <w:szCs w:val="16"/>
+        </w:rPr>
+        <w:t>зерен</w:t>
+      </w:r>
+      <w:proofErr w:type="spellEnd"/>
+      <w:r>
+        <w:rPr>
+          <w:rFonts w:ascii="Times New Roman" w:hAnsi="Times New Roman" w:cs="Times New Roman"/>
+          <w:sz w:val="16"/>
+          <w:szCs w:val="16"/>
+        </w:rPr>
+        <w:t>, холодильна вітрина для зберігання та реалізації кондитерських виробів та десертів.</w:t>
       </w:r>
     </w:p>
     <w:p>
@@ -1702,8 +1892,18 @@
           <w:sz w:val="16"/>
           <w:szCs w:val="16"/>
         </w:rPr>
-        <w:t xml:space="preserve"> лише за адресою</w:t>
-      </w:r>
+        <w:t xml:space="preserve"> лише за </w:t>
+      </w:r>
+      <w:proofErr w:type="spellStart"/>
+      <w:r>
+        <w:rPr>
+          <w:rFonts w:ascii="Times New Roman" w:hAnsi="Times New Roman" w:cs="Times New Roman"/>
+          <w:sz w:val="16"/>
+          <w:szCs w:val="16"/>
+        </w:rPr>
+        <w:t>адресою</w:t>
+      </w:r>
+      <w:proofErr w:type="spellEnd"/>
       <w:r>
         <w:rPr>
           <w:rFonts w:ascii="Times New Roman" w:hAnsi="Times New Roman" w:cs="Times New Roman"/>
@@ -2077,8 +2277,9 @@
           <w:szCs w:val="16"/>
           <w:lang w:eastAsia="ru-RU"/>
         </w:rPr>
-        <w:t>з дня підписання Сторонами Акт</w:t>
-      </w:r>
+        <w:t xml:space="preserve">з дня підписання Сторонами </w:t>
+      </w:r>
+      <w:proofErr w:type="spellStart"/>
       <w:r>
         <w:rPr>
           <w:rFonts w:ascii="Times New Roman" w:eastAsia="Times New Roman" w:hAnsi="Times New Roman" w:cs="Times New Roman"/>
@@ -2087,8 +2288,19 @@
           <w:szCs w:val="16"/>
           <w:lang w:eastAsia="ru-RU"/>
         </w:rPr>
+        <w:t>Акт</w:t>
+      </w:r>
+      <w:r>
+        <w:rPr>
+          <w:rFonts w:ascii="Times New Roman" w:eastAsia="Times New Roman" w:hAnsi="Times New Roman" w:cs="Times New Roman"/>
+          <w:color w:val="010101"/>
+          <w:sz w:val="16"/>
+          <w:szCs w:val="16"/>
+          <w:lang w:eastAsia="ru-RU"/>
+        </w:rPr>
         <w:t>а</w:t>
       </w:r>
+      <w:proofErr w:type="spellEnd"/>
       <w:r>
         <w:rPr>
           <w:rFonts w:ascii="Times New Roman" w:eastAsia="Times New Roman" w:hAnsi="Times New Roman" w:cs="Times New Roman"/>
@@ -2543,7 +2755,25 @@
           <w:sz w:val="16"/>
           <w:szCs w:val="16"/>
         </w:rPr>
-        <w:t>${adminEquipRentCost}</w:t>
+        <w:t>${</w:t>
+      </w:r>
+      <w:proofErr w:type="spellStart"/>
+      <w:r>
+        <w:rPr>
+          <w:rFonts w:ascii="Times New Roman" w:hAnsi="Times New Roman" w:cs="Times New Roman"/>
+          <w:sz w:val="16"/>
+          <w:szCs w:val="16"/>
+        </w:rPr>
+        <w:t>adminEquipRentCost</w:t>
+      </w:r>
+      <w:proofErr w:type="spellEnd"/>
+      <w:r>
+        <w:rPr>
+          <w:rFonts w:ascii="Times New Roman" w:hAnsi="Times New Roman" w:cs="Times New Roman"/>
+          <w:sz w:val="16"/>
+          <w:szCs w:val="16"/>
+        </w:rPr>
+        <w:t>}</w:t>
       </w:r>
       <w:r>
         <w:rPr>
@@ -2714,7 +2944,27 @@
           <w:sz w:val="16"/>
           <w:szCs w:val="16"/>
         </w:rPr>
-        <w:t xml:space="preserve">${adminPayDay} </w:t>
+        <w:t>${</w:t>
+      </w:r>
+      <w:proofErr w:type="spellStart"/>
+      <w:r>
+        <w:rPr>
+          <w:rFonts w:ascii="Times New Roman" w:hAnsi="Times New Roman" w:cs="Times New Roman"/>
+          <w:bCs/>
+          <w:sz w:val="16"/>
+          <w:szCs w:val="16"/>
+        </w:rPr>
+        <w:t>adminPayDay</w:t>
+      </w:r>
+      <w:proofErr w:type="spellEnd"/>
+      <w:r>
+        <w:rPr>
+          <w:rFonts w:ascii="Times New Roman" w:hAnsi="Times New Roman" w:cs="Times New Roman"/>
+          <w:bCs/>
+          <w:sz w:val="16"/>
+          <w:szCs w:val="16"/>
+        </w:rPr>
+        <w:t xml:space="preserve">} </w:t>
       </w:r>
       <w:r>
         <w:rPr>
@@ -2872,6 +3122,7 @@
         </w:rPr>
         <w:t xml:space="preserve"> </w:t>
       </w:r>
+      <w:proofErr w:type="spellStart"/>
       <w:r>
         <w:rPr>
           <w:rFonts w:ascii="Times New Roman" w:hAnsi="Times New Roman" w:cs="Times New Roman"/>
@@ -2879,7 +3130,197 @@
           <w:szCs w:val="16"/>
           <w:lang w:val="ru-RU"/>
         </w:rPr>
-        <w:t>Оплачені наперед кошти, які сплатив орендар згідно цього пункту, не підлягають поверненню за будь-яких умов.</w:t>
+        <w:t>Оплачені</w:t>
+      </w:r>
+      <w:proofErr w:type="spellEnd"/>
+      <w:r>
+        <w:rPr>
+          <w:rFonts w:ascii="Times New Roman" w:hAnsi="Times New Roman" w:cs="Times New Roman"/>
+          <w:sz w:val="16"/>
+          <w:szCs w:val="16"/>
+          <w:lang w:val="ru-RU"/>
+        </w:rPr>
+        <w:t xml:space="preserve"> наперед </w:t>
+      </w:r>
+      <w:proofErr w:type="spellStart"/>
+      <w:r>
+        <w:rPr>
+          <w:rFonts w:ascii="Times New Roman" w:hAnsi="Times New Roman" w:cs="Times New Roman"/>
+          <w:sz w:val="16"/>
+          <w:szCs w:val="16"/>
+          <w:lang w:val="ru-RU"/>
+        </w:rPr>
+        <w:t>кошти</w:t>
+      </w:r>
+      <w:proofErr w:type="spellEnd"/>
+      <w:r>
+        <w:rPr>
+          <w:rFonts w:ascii="Times New Roman" w:hAnsi="Times New Roman" w:cs="Times New Roman"/>
+          <w:sz w:val="16"/>
+          <w:szCs w:val="16"/>
+          <w:lang w:val="ru-RU"/>
+        </w:rPr>
+        <w:t xml:space="preserve">, </w:t>
+      </w:r>
+      <w:proofErr w:type="spellStart"/>
+      <w:r>
+        <w:rPr>
+          <w:rFonts w:ascii="Times New Roman" w:hAnsi="Times New Roman" w:cs="Times New Roman"/>
+          <w:sz w:val="16"/>
+          <w:szCs w:val="16"/>
+          <w:lang w:val="ru-RU"/>
+        </w:rPr>
+        <w:t>які</w:t>
+      </w:r>
+      <w:proofErr w:type="spellEnd"/>
+      <w:r>
+        <w:rPr>
+          <w:rFonts w:ascii="Times New Roman" w:hAnsi="Times New Roman" w:cs="Times New Roman"/>
+          <w:sz w:val="16"/>
+          <w:szCs w:val="16"/>
+          <w:lang w:val="ru-RU"/>
+        </w:rPr>
+        <w:t xml:space="preserve"> </w:t>
+      </w:r>
+      <w:proofErr w:type="spellStart"/>
+      <w:r>
+        <w:rPr>
+          <w:rFonts w:ascii="Times New Roman" w:hAnsi="Times New Roman" w:cs="Times New Roman"/>
+          <w:sz w:val="16"/>
+          <w:szCs w:val="16"/>
+          <w:lang w:val="ru-RU"/>
+        </w:rPr>
+        <w:t>сплатив</w:t>
+      </w:r>
+      <w:proofErr w:type="spellEnd"/>
+      <w:r>
+        <w:rPr>
+          <w:rFonts w:ascii="Times New Roman" w:hAnsi="Times New Roman" w:cs="Times New Roman"/>
+          <w:sz w:val="16"/>
+          <w:szCs w:val="16"/>
+          <w:lang w:val="ru-RU"/>
+        </w:rPr>
+        <w:t xml:space="preserve"> </w:t>
+      </w:r>
+      <w:proofErr w:type="spellStart"/>
+      <w:r>
+        <w:rPr>
+          <w:rFonts w:ascii="Times New Roman" w:hAnsi="Times New Roman" w:cs="Times New Roman"/>
+          <w:sz w:val="16"/>
+          <w:szCs w:val="16"/>
+          <w:lang w:val="ru-RU"/>
+        </w:rPr>
+        <w:t>орендар</w:t>
+      </w:r>
+      <w:proofErr w:type="spellEnd"/>
+      <w:r>
+        <w:rPr>
+          <w:rFonts w:ascii="Times New Roman" w:hAnsi="Times New Roman" w:cs="Times New Roman"/>
+          <w:sz w:val="16"/>
+          <w:szCs w:val="16"/>
+          <w:lang w:val="ru-RU"/>
+        </w:rPr>
+        <w:t xml:space="preserve"> </w:t>
+      </w:r>
+      <w:proofErr w:type="spellStart"/>
+      <w:r>
+        <w:rPr>
+          <w:rFonts w:ascii="Times New Roman" w:hAnsi="Times New Roman" w:cs="Times New Roman"/>
+          <w:sz w:val="16"/>
+          <w:szCs w:val="16"/>
+          <w:lang w:val="ru-RU"/>
+        </w:rPr>
+        <w:t>згідно</w:t>
+      </w:r>
+      <w:proofErr w:type="spellEnd"/>
+      <w:r>
+        <w:rPr>
+          <w:rFonts w:ascii="Times New Roman" w:hAnsi="Times New Roman" w:cs="Times New Roman"/>
+          <w:sz w:val="16"/>
+          <w:szCs w:val="16"/>
+          <w:lang w:val="ru-RU"/>
+        </w:rPr>
+        <w:t xml:space="preserve"> </w:t>
+      </w:r>
+      <w:proofErr w:type="spellStart"/>
+      <w:r>
+        <w:rPr>
+          <w:rFonts w:ascii="Times New Roman" w:hAnsi="Times New Roman" w:cs="Times New Roman"/>
+          <w:sz w:val="16"/>
+          <w:szCs w:val="16"/>
+          <w:lang w:val="ru-RU"/>
+        </w:rPr>
+        <w:t>цього</w:t>
+      </w:r>
+      <w:proofErr w:type="spellEnd"/>
+      <w:r>
+        <w:rPr>
+          <w:rFonts w:ascii="Times New Roman" w:hAnsi="Times New Roman" w:cs="Times New Roman"/>
+          <w:sz w:val="16"/>
+          <w:szCs w:val="16"/>
+          <w:lang w:val="ru-RU"/>
+        </w:rPr>
+        <w:t xml:space="preserve"> пункту, не </w:t>
+      </w:r>
+      <w:proofErr w:type="spellStart"/>
+      <w:r>
+        <w:rPr>
+          <w:rFonts w:ascii="Times New Roman" w:hAnsi="Times New Roman" w:cs="Times New Roman"/>
+          <w:sz w:val="16"/>
+          <w:szCs w:val="16"/>
+          <w:lang w:val="ru-RU"/>
+        </w:rPr>
+        <w:t>підлягають</w:t>
+      </w:r>
+      <w:proofErr w:type="spellEnd"/>
+      <w:r>
+        <w:rPr>
+          <w:rFonts w:ascii="Times New Roman" w:hAnsi="Times New Roman" w:cs="Times New Roman"/>
+          <w:sz w:val="16"/>
+          <w:szCs w:val="16"/>
+          <w:lang w:val="ru-RU"/>
+        </w:rPr>
+        <w:t xml:space="preserve"> </w:t>
+      </w:r>
+      <w:proofErr w:type="spellStart"/>
+      <w:r>
+        <w:rPr>
+          <w:rFonts w:ascii="Times New Roman" w:hAnsi="Times New Roman" w:cs="Times New Roman"/>
+          <w:sz w:val="16"/>
+          <w:szCs w:val="16"/>
+          <w:lang w:val="ru-RU"/>
+        </w:rPr>
+        <w:t>поверненню</w:t>
+      </w:r>
+      <w:proofErr w:type="spellEnd"/>
+      <w:r>
+        <w:rPr>
+          <w:rFonts w:ascii="Times New Roman" w:hAnsi="Times New Roman" w:cs="Times New Roman"/>
+          <w:sz w:val="16"/>
+          <w:szCs w:val="16"/>
+          <w:lang w:val="ru-RU"/>
+        </w:rPr>
+        <w:t xml:space="preserve"> за будь-</w:t>
+      </w:r>
+      <w:proofErr w:type="spellStart"/>
+      <w:r>
+        <w:rPr>
+          <w:rFonts w:ascii="Times New Roman" w:hAnsi="Times New Roman" w:cs="Times New Roman"/>
+          <w:sz w:val="16"/>
+          <w:szCs w:val="16"/>
+          <w:lang w:val="ru-RU"/>
+        </w:rPr>
+        <w:t>яких</w:t>
+      </w:r>
+      <w:proofErr w:type="spellEnd"/>
+      <w:r>
+        <w:rPr>
+          <w:rFonts w:ascii="Times New Roman" w:hAnsi="Times New Roman" w:cs="Times New Roman"/>
+          <w:sz w:val="16"/>
+          <w:szCs w:val="16"/>
+          <w:lang w:val="ru-RU"/>
+        </w:rPr>
+        <w:t xml:space="preserve"> умов.</w:t>
       </w:r>
     </w:p>
     <w:p>
@@ -2946,7 +3387,25 @@
           <w:sz w:val="16"/>
           <w:szCs w:val="16"/>
         </w:rPr>
-        <w:t>не частіще ніж один раз протягом року або за згодою сторін у разі: </w:t>
+        <w:t xml:space="preserve">не </w:t>
+      </w:r>
+      <w:proofErr w:type="spellStart"/>
+      <w:r>
+        <w:rPr>
+          <w:rFonts w:ascii="Times New Roman" w:hAnsi="Times New Roman" w:cs="Times New Roman"/>
+          <w:sz w:val="16"/>
+          <w:szCs w:val="16"/>
+        </w:rPr>
+        <w:t>частіще</w:t>
+      </w:r>
+      <w:proofErr w:type="spellEnd"/>
+      <w:r>
+        <w:rPr>
+          <w:rFonts w:ascii="Times New Roman" w:hAnsi="Times New Roman" w:cs="Times New Roman"/>
+          <w:sz w:val="16"/>
+          <w:szCs w:val="16"/>
+        </w:rPr>
+        <w:t xml:space="preserve"> ніж один раз протягом року або за згодою сторін у разі: </w:t>
       </w:r>
     </w:p>
     <w:p>
@@ -3670,7 +4129,25 @@
           <w:sz w:val="16"/>
           <w:szCs w:val="16"/>
         </w:rPr>
-        <w:t xml:space="preserve">Орендар вступає у строкове платне користування Об’єктом оренди у термін, вказаний у Договорі, але не раніше дати підписання сторонами Акта приймання – передачі </w:t>
+        <w:t xml:space="preserve">Орендар вступає у строкове платне користування Об’єктом оренди у термін, вказаний у Договорі, але не раніше дати підписання сторонами </w:t>
+      </w:r>
+      <w:proofErr w:type="spellStart"/>
+      <w:r>
+        <w:rPr>
+          <w:rFonts w:ascii="Times New Roman" w:hAnsi="Times New Roman" w:cs="Times New Roman"/>
+          <w:sz w:val="16"/>
+          <w:szCs w:val="16"/>
+        </w:rPr>
+        <w:t>Акта</w:t>
+      </w:r>
+      <w:proofErr w:type="spellEnd"/>
+      <w:r>
+        <w:rPr>
+          <w:rFonts w:ascii="Times New Roman" w:hAnsi="Times New Roman" w:cs="Times New Roman"/>
+          <w:sz w:val="16"/>
+          <w:szCs w:val="16"/>
+        </w:rPr>
+        <w:t xml:space="preserve"> приймання – передачі </w:t>
       </w:r>
       <w:r>
         <w:rPr>
@@ -3856,7 +4333,25 @@
           <w:sz w:val="16"/>
           <w:szCs w:val="16"/>
         </w:rPr>
-        <w:t>в залежності від способа доставки Майна</w:t>
+        <w:t xml:space="preserve">в залежності від </w:t>
+      </w:r>
+      <w:proofErr w:type="spellStart"/>
+      <w:r>
+        <w:rPr>
+          <w:rFonts w:ascii="Times New Roman" w:hAnsi="Times New Roman" w:cs="Times New Roman"/>
+          <w:sz w:val="16"/>
+          <w:szCs w:val="16"/>
+        </w:rPr>
+        <w:t>способа</w:t>
+      </w:r>
+      <w:proofErr w:type="spellEnd"/>
+      <w:r>
+        <w:rPr>
+          <w:rFonts w:ascii="Times New Roman" w:hAnsi="Times New Roman" w:cs="Times New Roman"/>
+          <w:sz w:val="16"/>
+          <w:szCs w:val="16"/>
+        </w:rPr>
+        <w:t xml:space="preserve"> доставки Майна</w:t>
       </w:r>
       <w:r>
         <w:rPr>
@@ -4182,7 +4677,83 @@
           <w:sz w:val="16"/>
           <w:szCs w:val="16"/>
         </w:rPr>
-        <w:t>вартість доставки сплачує Орендар. Р</w:t>
+        <w:t>вартість доставки</w:t>
+      </w:r>
+      <w:r>
+        <w:rPr>
+          <w:rFonts w:ascii="Times New Roman" w:hAnsi="Times New Roman" w:cs="Times New Roman"/>
+          <w:sz w:val="16"/>
+          <w:szCs w:val="16"/>
+        </w:rPr>
+        <w:t xml:space="preserve"> </w:t>
+      </w:r>
+      <w:r>
+        <w:rPr>
+          <w:rFonts w:ascii="Times New Roman" w:hAnsi="Times New Roman" w:cs="Times New Roman"/>
+          <w:sz w:val="16"/>
+          <w:szCs w:val="16"/>
+          <w:lang w:val="ru-RU"/>
+        </w:rPr>
+        <w:t xml:space="preserve">та </w:t>
+      </w:r>
+      <w:proofErr w:type="spellStart"/>
+      <w:r>
+        <w:rPr>
+          <w:rFonts w:ascii="Times New Roman" w:hAnsi="Times New Roman" w:cs="Times New Roman"/>
+          <w:sz w:val="16"/>
+          <w:szCs w:val="16"/>
+          <w:lang w:val="ru-RU"/>
+        </w:rPr>
+        <w:t>повернення</w:t>
+      </w:r>
+      <w:proofErr w:type="spellEnd"/>
+      <w:r>
+        <w:rPr>
+          <w:rFonts w:ascii="Times New Roman" w:hAnsi="Times New Roman" w:cs="Times New Roman"/>
+          <w:sz w:val="16"/>
+          <w:szCs w:val="16"/>
+          <w:lang w:val="ru-RU"/>
+        </w:rPr>
+        <w:t xml:space="preserve"> </w:t>
+      </w:r>
+      <w:proofErr w:type="spellStart"/>
+      <w:r>
+        <w:rPr>
+          <w:rFonts w:ascii="Times New Roman" w:hAnsi="Times New Roman" w:cs="Times New Roman"/>
+          <w:sz w:val="16"/>
+          <w:szCs w:val="16"/>
+          <w:lang w:val="ru-RU"/>
+        </w:rPr>
+        <w:t>об'єкту</w:t>
+      </w:r>
+      <w:proofErr w:type="spellEnd"/>
+      <w:r>
+        <w:rPr>
+          <w:rFonts w:ascii="Times New Roman" w:hAnsi="Times New Roman" w:cs="Times New Roman"/>
+          <w:sz w:val="16"/>
+          <w:szCs w:val="16"/>
+          <w:lang w:val="ru-RU"/>
+        </w:rPr>
+        <w:t xml:space="preserve"> </w:t>
+      </w:r>
+      <w:proofErr w:type="spellStart"/>
+      <w:r>
+        <w:rPr>
+          <w:rFonts w:ascii="Times New Roman" w:hAnsi="Times New Roman" w:cs="Times New Roman"/>
+          <w:sz w:val="16"/>
+          <w:szCs w:val="16"/>
+          <w:lang w:val="ru-RU"/>
+        </w:rPr>
+        <w:t>оренди</w:t>
+      </w:r>
+      <w:proofErr w:type="spellEnd"/>
+      <w:r>
+        <w:rPr>
+          <w:rFonts w:ascii="Times New Roman" w:hAnsi="Times New Roman" w:cs="Times New Roman"/>
+          <w:sz w:val="16"/>
+          <w:szCs w:val="16"/>
+        </w:rPr>
+        <w:t xml:space="preserve"> сплачує Орендар. Р</w:t>
       </w:r>
       <w:r>
         <w:rPr>
@@ -9389,7 +9960,27 @@
           <w:sz w:val="16"/>
           <w:szCs w:val="16"/>
         </w:rPr>
-        <w:t xml:space="preserve">10.6.Усі спори, що пов’язані з цим Договором вирішуються шляхом переговорів між Сторонами. Якщо спір не може бути вирішений шляхом переговорів, він вирішується в судовому порядку за встановленною підвідомчістю та підсудністю такого спору, </w:t>
+        <w:t xml:space="preserve">10.6.Усі спори, що пов’язані з цим Договором вирішуються шляхом переговорів між Сторонами. Якщо спір не може бути вирішений шляхом переговорів, він вирішується в судовому порядку за </w:t>
+      </w:r>
+      <w:proofErr w:type="spellStart"/>
+      <w:r>
+        <w:rPr>
+          <w:rFonts w:ascii="Times New Roman" w:hAnsi="Times New Roman" w:cs="Times New Roman"/>
+          <w:kern w:val="2"/>
+          <w:sz w:val="16"/>
+          <w:szCs w:val="16"/>
+        </w:rPr>
+        <w:t>встановленною</w:t>
+      </w:r>
+      <w:proofErr w:type="spellEnd"/>
+      <w:r>
+        <w:rPr>
+          <w:rFonts w:ascii="Times New Roman" w:hAnsi="Times New Roman" w:cs="Times New Roman"/>
+          <w:kern w:val="2"/>
+          <w:sz w:val="16"/>
+          <w:szCs w:val="16"/>
+        </w:rPr>
+        <w:t xml:space="preserve"> підвідомчістю та підсудністю такого спору, </w:t>
       </w:r>
     </w:p>
     <w:p>
@@ -9464,7 +10055,25 @@
           <w:sz w:val="16"/>
           <w:szCs w:val="16"/>
         </w:rPr>
-        <w:t xml:space="preserve">10.8. У випадках, не передбачених даним Договором, сторони керуються нормами чинного законодавства. 10.9.Даний Договор укладено у двох оригінальних примірниках, по одному для </w:t>
+        <w:t xml:space="preserve">10.8. У випадках, не передбачених даним Договором, сторони керуються нормами чинного законодавства. 10.9.Даний </w:t>
+      </w:r>
+      <w:proofErr w:type="spellStart"/>
+      <w:r>
+        <w:rPr>
+          <w:rFonts w:ascii="Times New Roman" w:hAnsi="Times New Roman" w:cs="Times New Roman"/>
+          <w:sz w:val="16"/>
+          <w:szCs w:val="16"/>
+        </w:rPr>
+        <w:t>Договор</w:t>
+      </w:r>
+      <w:proofErr w:type="spellEnd"/>
+      <w:r>
+        <w:rPr>
+          <w:rFonts w:ascii="Times New Roman" w:hAnsi="Times New Roman" w:cs="Times New Roman"/>
+          <w:sz w:val="16"/>
+          <w:szCs w:val="16"/>
+        </w:rPr>
+        <w:t xml:space="preserve"> укладено у двох оригінальних примірниках, по одному для </w:t>
       </w:r>
     </w:p>
     <w:p>
@@ -9537,7 +10146,25 @@
           <w:sz w:val="16"/>
           <w:szCs w:val="16"/>
         </w:rPr>
-        <w:t>Сторони погоджуються, що підписання цього Договору, а також обмін документів, повідомлень в межах виконання цього Договору може також здійснюватися в електронному вигляді за допомогою сервісів електронного документообігу в мережі Інтернет або за допомогою Центрального засвідчувального органу за посилання в мережі Інтернет https://www.czo.gov.ua та з використанням кваліфікованого/удосконаленого електронних підписів в порядку і на умовах, передбачених Законом України «Про електронні довірчі послуги».</w:t>
+        <w:t xml:space="preserve">Сторони погоджуються, що підписання цього Договору, а також обмін документів, повідомлень в межах виконання цього Договору може також здійснюватися в електронному вигляді за допомогою сервісів електронного документообігу в мережі Інтернет або за допомогою Центрального </w:t>
+      </w:r>
+      <w:proofErr w:type="spellStart"/>
+      <w:r>
+        <w:rPr>
+          <w:rFonts w:ascii="Times New Roman" w:hAnsi="Times New Roman" w:cs="Times New Roman"/>
+          <w:sz w:val="16"/>
+          <w:szCs w:val="16"/>
+        </w:rPr>
+        <w:t>засвідчувального</w:t>
+      </w:r>
+      <w:proofErr w:type="spellEnd"/>
+      <w:r>
+        <w:rPr>
+          <w:rFonts w:ascii="Times New Roman" w:hAnsi="Times New Roman" w:cs="Times New Roman"/>
+          <w:sz w:val="16"/>
+          <w:szCs w:val="16"/>
+        </w:rPr>
+        <w:t xml:space="preserve"> органу за посилання в мережі Інтернет https://www.czo.gov.ua та з використанням кваліфікованого/удосконаленого електронних підписів в порядку і на умовах, передбачених Законом України «Про електронні довірчі послуги».</w:t>
       </w:r>
     </w:p>
     <w:p>
@@ -9754,7 +10381,25 @@
                 <w:sz w:val="16"/>
                 <w:szCs w:val="16"/>
               </w:rPr>
-              <w:t>м. Сновськ , вул. Каденюка 56</w:t>
+              <w:t xml:space="preserve">м. </w:t>
+            </w:r>
+            <w:proofErr w:type="spellStart"/>
+            <w:r>
+              <w:rPr>
+                <w:rFonts w:ascii="Times New Roman" w:eastAsia="Times New Roman" w:hAnsi="Times New Roman" w:cs="Times New Roman"/>
+                <w:sz w:val="16"/>
+                <w:szCs w:val="16"/>
+              </w:rPr>
+              <w:t>Сновськ</w:t>
+            </w:r>
+            <w:proofErr w:type="spellEnd"/>
+            <w:r>
+              <w:rPr>
+                <w:rFonts w:ascii="Times New Roman" w:eastAsia="Times New Roman" w:hAnsi="Times New Roman" w:cs="Times New Roman"/>
+                <w:sz w:val="16"/>
+                <w:szCs w:val="16"/>
+              </w:rPr>
+              <w:t xml:space="preserve"> , вул. Каденюка 56</w:t>
             </w:r>
           </w:p>
           <w:p>
@@ -10178,6 +10823,7 @@
               </w:rPr>
               <w:t>Адреса: ${</w:t>
             </w:r>
+            <w:proofErr w:type="spellStart"/>
             <w:r>
               <w:rPr>
                 <w:rFonts w:ascii="Times New Roman" w:eastAsia="Times New Roman" w:hAnsi="Times New Roman" w:cs="Times New Roman"/>
@@ -10188,6 +10834,7 @@
               </w:rPr>
               <w:t>clientRegion</w:t>
             </w:r>
+            <w:proofErr w:type="spellEnd"/>
             <w:r>
               <w:rPr>
                 <w:rFonts w:ascii="Times New Roman" w:eastAsia="Times New Roman" w:hAnsi="Times New Roman" w:cs="Times New Roman"/>
@@ -10240,6 +10887,7 @@
               </w:rPr>
               <w:t xml:space="preserve"> ${</w:t>
             </w:r>
+            <w:proofErr w:type="spellStart"/>
             <w:r>
               <w:rPr>
                 <w:rFonts w:ascii="Times New Roman" w:eastAsia="Times New Roman" w:hAnsi="Times New Roman" w:cs="Times New Roman"/>
@@ -10250,6 +10898,7 @@
               </w:rPr>
               <w:t>clientINN</w:t>
             </w:r>
+            <w:proofErr w:type="spellEnd"/>
             <w:r>
               <w:rPr>
                 <w:rFonts w:ascii="Times New Roman" w:eastAsia="Times New Roman" w:hAnsi="Times New Roman" w:cs="Times New Roman"/>
@@ -10288,6 +10937,7 @@
               </w:rPr>
               <w:t>${</w:t>
             </w:r>
+            <w:proofErr w:type="spellStart"/>
             <w:r>
               <w:rPr>
                 <w:rFonts w:ascii="Times New Roman" w:eastAsia="Times New Roman" w:hAnsi="Times New Roman" w:cs="Times New Roman"/>
@@ -10297,6 +10947,7 @@
               </w:rPr>
               <w:t>passportNumber</w:t>
             </w:r>
+            <w:proofErr w:type="spellEnd"/>
             <w:r>
               <w:rPr>
                 <w:rFonts w:ascii="Times New Roman" w:eastAsia="Times New Roman" w:hAnsi="Times New Roman" w:cs="Times New Roman"/>
@@ -10305,6 +10956,7 @@
               </w:rPr>
               <w:t>}, виданий ${</w:t>
             </w:r>
+            <w:proofErr w:type="spellStart"/>
             <w:r>
               <w:rPr>
                 <w:rFonts w:ascii="Times New Roman" w:eastAsia="Times New Roman" w:hAnsi="Times New Roman" w:cs="Times New Roman"/>
@@ -10314,6 +10966,7 @@
               </w:rPr>
               <w:t>passportIssue</w:t>
             </w:r>
+            <w:proofErr w:type="spellEnd"/>
             <w:r>
               <w:rPr>
                 <w:rFonts w:ascii="Times New Roman" w:eastAsia="Times New Roman" w:hAnsi="Times New Roman" w:cs="Times New Roman"/>
@@ -10331,13 +10984,23 @@
               </w:rPr>
               <w:t>passport</w:t>
             </w:r>
+            <w:proofErr w:type="spellStart"/>
             <w:r>
               <w:rPr>
                 <w:rFonts w:ascii="Times New Roman" w:eastAsia="Times New Roman" w:hAnsi="Times New Roman" w:cs="Times New Roman"/>
                 <w:sz w:val="16"/>
                 <w:szCs w:val="16"/>
               </w:rPr>
-              <w:t>Date}</w:t>
+              <w:t>Date</w:t>
+            </w:r>
+            <w:proofErr w:type="spellEnd"/>
+            <w:r>
+              <w:rPr>
+                <w:rFonts w:ascii="Times New Roman" w:eastAsia="Times New Roman" w:hAnsi="Times New Roman" w:cs="Times New Roman"/>
+                <w:sz w:val="16"/>
+                <w:szCs w:val="16"/>
+              </w:rPr>
+              <w:t>}</w:t>
             </w:r>
           </w:p>
           <w:p>
@@ -10446,6 +11109,7 @@
               </w:rPr>
               <w:t xml:space="preserve"> ${</w:t>
             </w:r>
+            <w:proofErr w:type="spellStart"/>
             <w:r>
               <w:rPr>
                 <w:rFonts w:ascii="Times New Roman" w:eastAsia="Times New Roman" w:hAnsi="Times New Roman" w:cs="Times New Roman"/>
@@ -10458,6 +11122,7 @@
               </w:rPr>
               <w:t>shortName</w:t>
             </w:r>
+            <w:proofErr w:type="spellEnd"/>
             <w:r>
               <w:rPr>
                 <w:rFonts w:ascii="Times New Roman" w:eastAsia="Times New Roman" w:hAnsi="Times New Roman" w:cs="Times New Roman"/>
@@ -10743,7 +11408,25 @@
           <w:sz w:val="16"/>
           <w:szCs w:val="16"/>
         </w:rPr>
-        <w:t>${agreementNumber}</w:t>
+        <w:t>${</w:t>
+      </w:r>
+      <w:proofErr w:type="spellStart"/>
+      <w:r>
+        <w:rPr>
+          <w:rFonts w:ascii="Times New Roman" w:hAnsi="Times New Roman" w:cs="Times New Roman"/>
+          <w:sz w:val="16"/>
+          <w:szCs w:val="16"/>
+        </w:rPr>
+        <w:t>agreementNumber</w:t>
+      </w:r>
+      <w:proofErr w:type="spellEnd"/>
+      <w:r>
+        <w:rPr>
+          <w:rFonts w:ascii="Times New Roman" w:hAnsi="Times New Roman" w:cs="Times New Roman"/>
+          <w:sz w:val="16"/>
+          <w:szCs w:val="16"/>
+        </w:rPr>
+        <w:t>}</w:t>
       </w:r>
       <w:r>
         <w:rPr>
@@ -10759,7 +11442,25 @@
           <w:sz w:val="16"/>
           <w:szCs w:val="16"/>
         </w:rPr>
-        <w:t>${adminDate}р.</w:t>
+        <w:t>${</w:t>
+      </w:r>
+      <w:proofErr w:type="spellStart"/>
+      <w:r>
+        <w:rPr>
+          <w:rFonts w:ascii="Times New Roman" w:hAnsi="Times New Roman" w:cs="Times New Roman"/>
+          <w:sz w:val="16"/>
+          <w:szCs w:val="16"/>
+        </w:rPr>
+        <w:t>adminDate</w:t>
+      </w:r>
+      <w:proofErr w:type="spellEnd"/>
+      <w:r>
+        <w:rPr>
+          <w:rFonts w:ascii="Times New Roman" w:hAnsi="Times New Roman" w:cs="Times New Roman"/>
+          <w:sz w:val="16"/>
+          <w:szCs w:val="16"/>
+        </w:rPr>
+        <w:t>}р.</w:t>
       </w:r>
     </w:p>
     <w:p>
@@ -10849,7 +11550,27 @@
           <w:sz w:val="16"/>
           <w:szCs w:val="16"/>
         </w:rPr>
-        <w:t>${adminDate}р.</w:t>
+        <w:t>${</w:t>
+      </w:r>
+      <w:proofErr w:type="spellStart"/>
+      <w:r>
+        <w:rPr>
+          <w:rFonts w:ascii="Times New Roman" w:hAnsi="Times New Roman" w:cs="Times New Roman"/>
+          <w:b/>
+          <w:sz w:val="16"/>
+          <w:szCs w:val="16"/>
+        </w:rPr>
+        <w:t>adminDate</w:t>
+      </w:r>
+      <w:proofErr w:type="spellEnd"/>
+      <w:r>
+        <w:rPr>
+          <w:rFonts w:ascii="Times New Roman" w:hAnsi="Times New Roman" w:cs="Times New Roman"/>
+          <w:b/>
+          <w:sz w:val="16"/>
+          <w:szCs w:val="16"/>
+        </w:rPr>
+        <w:t>}р.</w:t>
       </w:r>
     </w:p>
     <w:p>
@@ -10917,7 +11638,27 @@
           <w:sz w:val="16"/>
           <w:szCs w:val="16"/>
         </w:rPr>
-        <w:t>${agreementNumber}</w:t>
+        <w:t>${</w:t>
+      </w:r>
+      <w:proofErr w:type="spellStart"/>
+      <w:r>
+        <w:rPr>
+          <w:rFonts w:ascii="Times New Roman" w:hAnsi="Times New Roman" w:cs="Times New Roman"/>
+          <w:b/>
+          <w:sz w:val="16"/>
+          <w:szCs w:val="16"/>
+        </w:rPr>
+        <w:t>agreementNumber</w:t>
+      </w:r>
+      <w:proofErr w:type="spellEnd"/>
+      <w:r>
+        <w:rPr>
+          <w:rFonts w:ascii="Times New Roman" w:hAnsi="Times New Roman" w:cs="Times New Roman"/>
+          <w:b/>
+          <w:sz w:val="16"/>
+          <w:szCs w:val="16"/>
+        </w:rPr>
+        <w:t>}</w:t>
       </w:r>
       <w:r>
         <w:rPr>
@@ -10937,7 +11678,29 @@
           <w:sz w:val="16"/>
           <w:szCs w:val="16"/>
         </w:rPr>
-        <w:t>${adminDate}р</w:t>
+        <w:t>${</w:t>
+      </w:r>
+      <w:proofErr w:type="spellStart"/>
+      <w:r>
+        <w:rPr>
+          <w:rFonts w:ascii="Times New Roman" w:hAnsi="Times New Roman" w:cs="Times New Roman"/>
+          <w:b/>
+          <w:iCs/>
+          <w:sz w:val="16"/>
+          <w:szCs w:val="16"/>
+        </w:rPr>
+        <w:t>adminDate</w:t>
+      </w:r>
+      <w:proofErr w:type="spellEnd"/>
+      <w:r>
+        <w:rPr>
+          <w:rFonts w:ascii="Times New Roman" w:hAnsi="Times New Roman" w:cs="Times New Roman"/>
+          <w:b/>
+          <w:iCs/>
+          <w:sz w:val="16"/>
+          <w:szCs w:val="16"/>
+        </w:rPr>
+        <w:t>}р</w:t>
       </w:r>
       <w:r>
         <w:rPr>
@@ -11068,15 +11831,37 @@
           <w:sz w:val="16"/>
           <w:szCs w:val="16"/>
         </w:rPr>
-        <w:t xml:space="preserve">Фізична особа ${name}, </w:t>
-      </w:r>
-      <w:r>
-        <w:rPr>
-          <w:rFonts w:ascii="Times New Roman" w:eastAsia="Times New Roman" w:hAnsi="Times New Roman" w:cs="Times New Roman"/>
+        <w:t>Фізична особа ${</w:t>
+      </w:r>
+      <w:proofErr w:type="spellStart"/>
+      <w:r>
+        <w:rPr>
+          <w:rFonts w:ascii="Times New Roman" w:eastAsia="Times New Roman" w:hAnsi="Times New Roman" w:cs="Times New Roman"/>
+          <w:b/>
           <w:bCs/>
           <w:sz w:val="16"/>
           <w:szCs w:val="16"/>
         </w:rPr>
+        <w:t>name</w:t>
+      </w:r>
+      <w:proofErr w:type="spellEnd"/>
+      <w:r>
+        <w:rPr>
+          <w:rFonts w:ascii="Times New Roman" w:eastAsia="Times New Roman" w:hAnsi="Times New Roman" w:cs="Times New Roman"/>
+          <w:b/>
+          <w:bCs/>
+          <w:sz w:val="16"/>
+          <w:szCs w:val="16"/>
+        </w:rPr>
+        <w:t xml:space="preserve">}, </w:t>
+      </w:r>
+      <w:r>
+        <w:rPr>
+          <w:rFonts w:ascii="Times New Roman" w:eastAsia="Times New Roman" w:hAnsi="Times New Roman" w:cs="Times New Roman"/>
+          <w:bCs/>
+          <w:sz w:val="16"/>
+          <w:szCs w:val="16"/>
+        </w:rPr>
         <w:t>іменований надалі</w:t>
       </w:r>
       <w:r>
@@ -11095,8 +11880,45 @@
           <w:sz w:val="16"/>
           <w:szCs w:val="16"/>
         </w:rPr>
-        <w:t>в особі ${name}, РНОКПП ${clientINN}, який діє на підставі паспорту ${</w:t>
-      </w:r>
+        <w:t>в особі ${</w:t>
+      </w:r>
+      <w:proofErr w:type="spellStart"/>
+      <w:r>
+        <w:rPr>
+          <w:rFonts w:ascii="Times New Roman" w:eastAsia="Times New Roman" w:hAnsi="Times New Roman" w:cs="Times New Roman"/>
+          <w:sz w:val="16"/>
+          <w:szCs w:val="16"/>
+        </w:rPr>
+        <w:t>name</w:t>
+      </w:r>
+      <w:proofErr w:type="spellEnd"/>
+      <w:r>
+        <w:rPr>
+          <w:rFonts w:ascii="Times New Roman" w:eastAsia="Times New Roman" w:hAnsi="Times New Roman" w:cs="Times New Roman"/>
+          <w:sz w:val="16"/>
+          <w:szCs w:val="16"/>
+        </w:rPr>
+        <w:t>}, РНОКПП ${</w:t>
+      </w:r>
+      <w:proofErr w:type="spellStart"/>
+      <w:r>
+        <w:rPr>
+          <w:rFonts w:ascii="Times New Roman" w:eastAsia="Times New Roman" w:hAnsi="Times New Roman" w:cs="Times New Roman"/>
+          <w:sz w:val="16"/>
+          <w:szCs w:val="16"/>
+        </w:rPr>
+        <w:t>clientINN</w:t>
+      </w:r>
+      <w:proofErr w:type="spellEnd"/>
+      <w:r>
+        <w:rPr>
+          <w:rFonts w:ascii="Times New Roman" w:eastAsia="Times New Roman" w:hAnsi="Times New Roman" w:cs="Times New Roman"/>
+          <w:sz w:val="16"/>
+          <w:szCs w:val="16"/>
+        </w:rPr>
+        <w:t>}, який діє на підставі паспорту ${</w:t>
+      </w:r>
+      <w:proofErr w:type="spellStart"/>
       <w:r>
         <w:rPr>
           <w:rFonts w:ascii="Times New Roman" w:eastAsia="Times New Roman" w:hAnsi="Times New Roman" w:cs="Times New Roman"/>
@@ -11106,6 +11928,7 @@
         </w:rPr>
         <w:t>passportNumber</w:t>
       </w:r>
+      <w:proofErr w:type="spellEnd"/>
       <w:r>
         <w:rPr>
           <w:rFonts w:ascii="Times New Roman" w:eastAsia="Times New Roman" w:hAnsi="Times New Roman" w:cs="Times New Roman"/>
@@ -11114,6 +11937,7 @@
         </w:rPr>
         <w:t>}, виданий ${</w:t>
       </w:r>
+      <w:proofErr w:type="spellStart"/>
       <w:r>
         <w:rPr>
           <w:rFonts w:ascii="Times New Roman" w:eastAsia="Times New Roman" w:hAnsi="Times New Roman" w:cs="Times New Roman"/>
@@ -11123,6 +11947,7 @@
         </w:rPr>
         <w:t>passportIssue</w:t>
       </w:r>
+      <w:proofErr w:type="spellEnd"/>
       <w:r>
         <w:rPr>
           <w:rFonts w:ascii="Times New Roman" w:eastAsia="Times New Roman" w:hAnsi="Times New Roman" w:cs="Times New Roman"/>
@@ -11140,13 +11965,23 @@
         </w:rPr>
         <w:t>passport</w:t>
       </w:r>
-      <w:r>
-        <w:rPr>
-          <w:rFonts w:ascii="Times New Roman" w:eastAsia="Times New Roman" w:hAnsi="Times New Roman" w:cs="Times New Roman"/>
-          <w:sz w:val="16"/>
-          <w:szCs w:val="16"/>
-        </w:rPr>
-        <w:t>Date} р., з іншої сторони</w:t>
+      <w:proofErr w:type="spellStart"/>
+      <w:r>
+        <w:rPr>
+          <w:rFonts w:ascii="Times New Roman" w:eastAsia="Times New Roman" w:hAnsi="Times New Roman" w:cs="Times New Roman"/>
+          <w:sz w:val="16"/>
+          <w:szCs w:val="16"/>
+        </w:rPr>
+        <w:t>Date</w:t>
+      </w:r>
+      <w:proofErr w:type="spellEnd"/>
+      <w:r>
+        <w:rPr>
+          <w:rFonts w:ascii="Times New Roman" w:eastAsia="Times New Roman" w:hAnsi="Times New Roman" w:cs="Times New Roman"/>
+          <w:sz w:val="16"/>
+          <w:szCs w:val="16"/>
+        </w:rPr>
+        <w:t>} р., з іншої сторони</w:t>
       </w:r>
       <w:r>
         <w:rPr>
@@ -11284,6 +12119,7 @@
         <w:t>${</w:t>
       </w:r>
       <w:bookmarkStart w:id="2" w:name="_Hlk164765064"/>
+      <w:proofErr w:type="spellStart"/>
       <w:r>
         <w:rPr>
           <w:rFonts w:ascii="Times New Roman" w:hAnsi="Times New Roman" w:cs="Times New Roman"/>
@@ -11293,6 +12129,7 @@
         <w:t>adminEquipModel</w:t>
       </w:r>
       <w:bookmarkEnd w:id="2"/>
+      <w:proofErr w:type="spellEnd"/>
       <w:r>
         <w:rPr>
           <w:rFonts w:ascii="Times New Roman" w:hAnsi="Times New Roman" w:cs="Times New Roman"/>
@@ -11317,6 +12154,7 @@
         </w:rPr>
         <w:t>${</w:t>
       </w:r>
+      <w:proofErr w:type="spellStart"/>
       <w:r>
         <w:rPr>
           <w:rFonts w:ascii="Times New Roman" w:hAnsi="Times New Roman" w:cs="Times New Roman"/>
@@ -11325,6 +12163,7 @@
         </w:rPr>
         <w:t>adminCoffeeMachineModel</w:t>
       </w:r>
+      <w:proofErr w:type="spellEnd"/>
       <w:r>
         <w:rPr>
           <w:rFonts w:ascii="Times New Roman" w:hAnsi="Times New Roman" w:cs="Times New Roman"/>
@@ -11349,6 +12188,7 @@
         </w:rPr>
         <w:t>${</w:t>
       </w:r>
+      <w:proofErr w:type="spellStart"/>
       <w:r>
         <w:rPr>
           <w:rFonts w:ascii="Times New Roman" w:hAnsi="Times New Roman" w:cs="Times New Roman"/>
@@ -11357,6 +12197,7 @@
         </w:rPr>
         <w:t>adminCoffeeGrinderModel</w:t>
       </w:r>
+      <w:proofErr w:type="spellEnd"/>
       <w:r>
         <w:rPr>
           <w:rFonts w:ascii="Times New Roman" w:hAnsi="Times New Roman" w:cs="Times New Roman"/>
@@ -11409,6 +12250,7 @@
         </w:rPr>
         <w:t>${</w:t>
       </w:r>
+      <w:proofErr w:type="spellStart"/>
       <w:r>
         <w:rPr>
           <w:rFonts w:ascii="Times New Roman" w:hAnsi="Times New Roman" w:cs="Times New Roman"/>
@@ -11417,6 +12259,7 @@
         </w:rPr>
         <w:t>adminEquipModel</w:t>
       </w:r>
+      <w:proofErr w:type="spellEnd"/>
       <w:r>
         <w:rPr>
           <w:rFonts w:ascii="Times New Roman" w:hAnsi="Times New Roman" w:cs="Times New Roman"/>
@@ -11425,6 +12268,7 @@
         </w:rPr>
         <w:t>} - ${</w:t>
       </w:r>
+      <w:proofErr w:type="spellStart"/>
       <w:r>
         <w:rPr>
           <w:rFonts w:ascii="Times New Roman" w:hAnsi="Times New Roman" w:cs="Times New Roman"/>
@@ -11434,6 +12278,7 @@
         </w:rPr>
         <w:t>adminEquipCost</w:t>
       </w:r>
+      <w:proofErr w:type="spellEnd"/>
       <w:r>
         <w:rPr>
           <w:rFonts w:ascii="Times New Roman" w:hAnsi="Times New Roman" w:cs="Times New Roman"/>
@@ -11469,6 +12314,7 @@
         </w:rPr>
         <w:t>${</w:t>
       </w:r>
+      <w:proofErr w:type="spellStart"/>
       <w:r>
         <w:rPr>
           <w:rFonts w:ascii="Times New Roman" w:hAnsi="Times New Roman" w:cs="Times New Roman"/>
@@ -11477,6 +12323,7 @@
         </w:rPr>
         <w:t>adminCoffeeMachineModel</w:t>
       </w:r>
+      <w:proofErr w:type="spellEnd"/>
       <w:r>
         <w:rPr>
           <w:rFonts w:ascii="Times New Roman" w:hAnsi="Times New Roman" w:cs="Times New Roman"/>
@@ -11485,6 +12332,7 @@
         </w:rPr>
         <w:t>} - ${</w:t>
       </w:r>
+      <w:proofErr w:type="spellStart"/>
       <w:r>
         <w:rPr>
           <w:rFonts w:ascii="Times New Roman" w:hAnsi="Times New Roman" w:cs="Times New Roman"/>
@@ -11494,6 +12342,7 @@
         </w:rPr>
         <w:t>adminCoffeeMachineCost</w:t>
       </w:r>
+      <w:proofErr w:type="spellEnd"/>
       <w:r>
         <w:rPr>
           <w:rFonts w:ascii="Times New Roman" w:hAnsi="Times New Roman" w:cs="Times New Roman"/>
@@ -11529,6 +12378,7 @@
         </w:rPr>
         <w:t>${</w:t>
       </w:r>
+      <w:proofErr w:type="spellStart"/>
       <w:r>
         <w:rPr>
           <w:rFonts w:ascii="Times New Roman" w:hAnsi="Times New Roman" w:cs="Times New Roman"/>
@@ -11537,6 +12387,7 @@
         </w:rPr>
         <w:t>adminCoffeeGrinderModel</w:t>
       </w:r>
+      <w:proofErr w:type="spellEnd"/>
       <w:r>
         <w:rPr>
           <w:rFonts w:ascii="Times New Roman" w:hAnsi="Times New Roman" w:cs="Times New Roman"/>
@@ -11545,6 +12396,7 @@
         </w:rPr>
         <w:t>} - ${</w:t>
       </w:r>
+      <w:proofErr w:type="spellStart"/>
       <w:r>
         <w:rPr>
           <w:rFonts w:ascii="Times New Roman" w:hAnsi="Times New Roman" w:cs="Times New Roman"/>
@@ -11554,6 +12406,7 @@
         </w:rPr>
         <w:t>adminCoffeeGrinderCost</w:t>
       </w:r>
+      <w:proofErr w:type="spellEnd"/>
       <w:r>
         <w:rPr>
           <w:rFonts w:ascii="Times New Roman" w:hAnsi="Times New Roman" w:cs="Times New Roman"/>
@@ -11590,23 +12443,69 @@
           <w:sz w:val="16"/>
           <w:szCs w:val="16"/>
         </w:rPr>
-        <w:t>Об’єкт оренди буде знаходитися за адресою: ${equipRegion}</w:t>
-      </w:r>
-      <w:r>
-        <w:rPr>
-          <w:rFonts w:ascii="Times New Roman" w:hAnsi="Times New Roman" w:cs="Times New Roman"/>
-          <w:sz w:val="16"/>
-          <w:szCs w:val="16"/>
-        </w:rPr>
-        <w:t xml:space="preserve"> </w:t>
-      </w:r>
-      <w:r>
-        <w:rPr>
-          <w:rFonts w:ascii="Times New Roman" w:hAnsi="Times New Roman" w:cs="Times New Roman"/>
-          <w:sz w:val="16"/>
-          <w:szCs w:val="16"/>
-        </w:rPr>
-        <w:t>(${equipAdditional})</w:t>
+        <w:t xml:space="preserve">Об’єкт оренди буде знаходитися за </w:t>
+      </w:r>
+      <w:proofErr w:type="spellStart"/>
+      <w:r>
+        <w:rPr>
+          <w:rFonts w:ascii="Times New Roman" w:hAnsi="Times New Roman" w:cs="Times New Roman"/>
+          <w:sz w:val="16"/>
+          <w:szCs w:val="16"/>
+        </w:rPr>
+        <w:t>адресою</w:t>
+      </w:r>
+      <w:proofErr w:type="spellEnd"/>
+      <w:r>
+        <w:rPr>
+          <w:rFonts w:ascii="Times New Roman" w:hAnsi="Times New Roman" w:cs="Times New Roman"/>
+          <w:sz w:val="16"/>
+          <w:szCs w:val="16"/>
+        </w:rPr>
+        <w:t>: ${</w:t>
+      </w:r>
+      <w:proofErr w:type="spellStart"/>
+      <w:r>
+        <w:rPr>
+          <w:rFonts w:ascii="Times New Roman" w:hAnsi="Times New Roman" w:cs="Times New Roman"/>
+          <w:sz w:val="16"/>
+          <w:szCs w:val="16"/>
+        </w:rPr>
+        <w:t>equipRegion</w:t>
+      </w:r>
+      <w:proofErr w:type="spellEnd"/>
+      <w:r>
+        <w:rPr>
+          <w:rFonts w:ascii="Times New Roman" w:hAnsi="Times New Roman" w:cs="Times New Roman"/>
+          <w:sz w:val="16"/>
+          <w:szCs w:val="16"/>
+        </w:rPr>
+        <w:t>}</w:t>
+      </w:r>
+      <w:r>
+        <w:rPr>
+          <w:rFonts w:ascii="Times New Roman" w:hAnsi="Times New Roman" w:cs="Times New Roman"/>
+          <w:sz w:val="16"/>
+          <w:szCs w:val="16"/>
+        </w:rPr>
+        <w:t xml:space="preserve"> (${</w:t>
+      </w:r>
+      <w:proofErr w:type="spellStart"/>
+      <w:r>
+        <w:rPr>
+          <w:rFonts w:ascii="Times New Roman" w:hAnsi="Times New Roman" w:cs="Times New Roman"/>
+          <w:sz w:val="16"/>
+          <w:szCs w:val="16"/>
+        </w:rPr>
+        <w:t>equipAdditional</w:t>
+      </w:r>
+      <w:proofErr w:type="spellEnd"/>
+      <w:r>
+        <w:rPr>
+          <w:rFonts w:ascii="Times New Roman" w:hAnsi="Times New Roman" w:cs="Times New Roman"/>
+          <w:sz w:val="16"/>
+          <w:szCs w:val="16"/>
+        </w:rPr>
+        <w:t>})</w:t>
       </w:r>
     </w:p>
     <w:p>
@@ -11663,6 +12562,7 @@
         </w:rPr>
         <w:t>${</w:t>
       </w:r>
+      <w:proofErr w:type="spellStart"/>
       <w:r>
         <w:rPr>
           <w:rFonts w:ascii="Times New Roman" w:hAnsi="Times New Roman" w:cs="Times New Roman"/>
@@ -11671,6 +12571,7 @@
         </w:rPr>
         <w:t>adminEquipModel</w:t>
       </w:r>
+      <w:proofErr w:type="spellEnd"/>
       <w:r>
         <w:rPr>
           <w:rFonts w:ascii="Times New Roman" w:hAnsi="Times New Roman" w:cs="Times New Roman"/>
@@ -11696,6 +12597,7 @@
         </w:rPr>
         <w:t xml:space="preserve"> ${</w:t>
       </w:r>
+      <w:proofErr w:type="spellStart"/>
       <w:r>
         <w:rPr>
           <w:rFonts w:ascii="Times New Roman" w:hAnsi="Times New Roman" w:cs="Times New Roman"/>
@@ -11705,6 +12607,7 @@
         </w:rPr>
         <w:t>adminEquipCondition</w:t>
       </w:r>
+      <w:proofErr w:type="spellEnd"/>
       <w:r>
         <w:rPr>
           <w:rFonts w:ascii="Times New Roman" w:hAnsi="Times New Roman" w:cs="Times New Roman"/>
@@ -11743,6 +12646,7 @@
         </w:rPr>
         <w:t>${</w:t>
       </w:r>
+      <w:proofErr w:type="spellStart"/>
       <w:r>
         <w:rPr>
           <w:rFonts w:ascii="Times New Roman" w:hAnsi="Times New Roman" w:cs="Times New Roman"/>
@@ -11751,6 +12655,7 @@
         </w:rPr>
         <w:t>adminCoffeeMachineModel</w:t>
       </w:r>
+      <w:proofErr w:type="spellEnd"/>
       <w:r>
         <w:rPr>
           <w:rFonts w:ascii="Times New Roman" w:hAnsi="Times New Roman" w:cs="Times New Roman"/>
@@ -11776,6 +12681,7 @@
         </w:rPr>
         <w:t xml:space="preserve"> ${</w:t>
       </w:r>
+      <w:proofErr w:type="spellStart"/>
       <w:r>
         <w:rPr>
           <w:rFonts w:ascii="Times New Roman" w:hAnsi="Times New Roman" w:cs="Times New Roman"/>
@@ -11785,6 +12691,7 @@
         </w:rPr>
         <w:t>adminCoffeeMachineCondition</w:t>
       </w:r>
+      <w:proofErr w:type="spellEnd"/>
       <w:r>
         <w:rPr>
           <w:rFonts w:ascii="Times New Roman" w:hAnsi="Times New Roman" w:cs="Times New Roman"/>
@@ -11822,6 +12729,7 @@
         </w:rPr>
         <w:t>${</w:t>
       </w:r>
+      <w:proofErr w:type="spellStart"/>
       <w:r>
         <w:rPr>
           <w:rFonts w:ascii="Times New Roman" w:hAnsi="Times New Roman" w:cs="Times New Roman"/>
@@ -11830,6 +12738,7 @@
         </w:rPr>
         <w:t>adminCoffeeGrinderModel</w:t>
       </w:r>
+      <w:proofErr w:type="spellEnd"/>
       <w:r>
         <w:rPr>
           <w:rFonts w:ascii="Times New Roman" w:hAnsi="Times New Roman" w:cs="Times New Roman"/>
@@ -11838,6 +12747,7 @@
         </w:rPr>
         <w:t>} - ${</w:t>
       </w:r>
+      <w:proofErr w:type="spellStart"/>
       <w:r>
         <w:rPr>
           <w:rFonts w:ascii="Times New Roman" w:hAnsi="Times New Roman" w:cs="Times New Roman"/>
@@ -11847,6 +12757,7 @@
         </w:rPr>
         <w:t>adminCoffeeGrinderCondition</w:t>
       </w:r>
+      <w:proofErr w:type="spellEnd"/>
       <w:r>
         <w:rPr>
           <w:rFonts w:ascii="Times New Roman" w:hAnsi="Times New Roman" w:cs="Times New Roman"/>
@@ -11917,6 +12828,7 @@
         </w:rPr>
         <w:t>${</w:t>
       </w:r>
+      <w:proofErr w:type="spellStart"/>
       <w:r>
         <w:rPr>
           <w:rFonts w:ascii="Times New Roman" w:eastAsia="Times New Roman" w:hAnsi="Times New Roman" w:cs="Times New Roman"/>
@@ -11928,6 +12840,7 @@
         </w:rPr>
         <w:t>agreementNumber</w:t>
       </w:r>
+      <w:proofErr w:type="spellEnd"/>
       <w:r>
         <w:rPr>
           <w:rFonts w:ascii="Times New Roman" w:eastAsia="Times New Roman" w:hAnsi="Times New Roman" w:cs="Times New Roman"/>
@@ -11978,6 +12891,7 @@
         </w:rPr>
         <w:t>${</w:t>
       </w:r>
+      <w:proofErr w:type="spellStart"/>
       <w:r>
         <w:rPr>
           <w:rFonts w:ascii="Times New Roman" w:eastAsia="Times New Roman" w:hAnsi="Times New Roman" w:cs="Times New Roman"/>
@@ -11988,6 +12902,7 @@
         </w:rPr>
         <w:t>adminDate</w:t>
       </w:r>
+      <w:proofErr w:type="spellEnd"/>
       <w:r>
         <w:rPr>
           <w:rFonts w:ascii="Times New Roman" w:eastAsia="Times New Roman" w:hAnsi="Times New Roman" w:cs="Times New Roman"/>
@@ -12188,7 +13103,25 @@
                 <w:sz w:val="16"/>
                 <w:szCs w:val="16"/>
               </w:rPr>
-              <w:t>м. Сновськ , вул. Каденюка 56</w:t>
+              <w:t xml:space="preserve">м. </w:t>
+            </w:r>
+            <w:proofErr w:type="spellStart"/>
+            <w:r>
+              <w:rPr>
+                <w:rFonts w:ascii="Times New Roman" w:eastAsia="Times New Roman" w:hAnsi="Times New Roman" w:cs="Times New Roman"/>
+                <w:sz w:val="16"/>
+                <w:szCs w:val="16"/>
+              </w:rPr>
+              <w:t>Сновськ</w:t>
+            </w:r>
+            <w:proofErr w:type="spellEnd"/>
+            <w:r>
+              <w:rPr>
+                <w:rFonts w:ascii="Times New Roman" w:eastAsia="Times New Roman" w:hAnsi="Times New Roman" w:cs="Times New Roman"/>
+                <w:sz w:val="16"/>
+                <w:szCs w:val="16"/>
+              </w:rPr>
+              <w:t xml:space="preserve"> , вул. Каденюка 56</w:t>
             </w:r>
           </w:p>
           <w:p>
@@ -12549,6 +13482,7 @@
               </w:rPr>
               <w:t>ФО ${</w:t>
             </w:r>
+            <w:proofErr w:type="spellStart"/>
             <w:r>
               <w:rPr>
                 <w:rFonts w:ascii="Times New Roman" w:eastAsia="Times New Roman" w:hAnsi="Times New Roman" w:cs="Times New Roman"/>
@@ -12561,6 +13495,7 @@
               </w:rPr>
               <w:t>shortName</w:t>
             </w:r>
+            <w:proofErr w:type="spellEnd"/>
             <w:r>
               <w:rPr>
                 <w:rFonts w:ascii="Times New Roman" w:eastAsia="Times New Roman" w:hAnsi="Times New Roman" w:cs="Times New Roman"/>
@@ -12690,6 +13625,7 @@
               </w:rPr>
               <w:t>Адреса: ${</w:t>
             </w:r>
+            <w:proofErr w:type="spellStart"/>
             <w:r>
               <w:rPr>
                 <w:rFonts w:ascii="Times New Roman" w:eastAsia="Times New Roman" w:hAnsi="Times New Roman" w:cs="Times New Roman"/>
@@ -12700,6 +13636,7 @@
               </w:rPr>
               <w:t>clientRegion</w:t>
             </w:r>
+            <w:proofErr w:type="spellEnd"/>
             <w:r>
               <w:rPr>
                 <w:rFonts w:ascii="Times New Roman" w:eastAsia="Times New Roman" w:hAnsi="Times New Roman" w:cs="Times New Roman"/>
@@ -12752,6 +13689,7 @@
               </w:rPr>
               <w:t xml:space="preserve"> ${</w:t>
             </w:r>
+            <w:proofErr w:type="spellStart"/>
             <w:r>
               <w:rPr>
                 <w:rFonts w:ascii="Times New Roman" w:eastAsia="Times New Roman" w:hAnsi="Times New Roman" w:cs="Times New Roman"/>
@@ -12762,6 +13700,7 @@
               </w:rPr>
               <w:t>clientINN</w:t>
             </w:r>
+            <w:proofErr w:type="spellEnd"/>
             <w:r>
               <w:rPr>
                 <w:rFonts w:ascii="Times New Roman" w:eastAsia="Times New Roman" w:hAnsi="Times New Roman" w:cs="Times New Roman"/>
@@ -12800,6 +13739,7 @@
               </w:rPr>
               <w:t>${</w:t>
             </w:r>
+            <w:proofErr w:type="spellStart"/>
             <w:r>
               <w:rPr>
                 <w:rFonts w:ascii="Times New Roman" w:eastAsia="Times New Roman" w:hAnsi="Times New Roman" w:cs="Times New Roman"/>
@@ -12809,6 +13749,7 @@
               </w:rPr>
               <w:t>passportNumber</w:t>
             </w:r>
+            <w:proofErr w:type="spellEnd"/>
             <w:r>
               <w:rPr>
                 <w:rFonts w:ascii="Times New Roman" w:eastAsia="Times New Roman" w:hAnsi="Times New Roman" w:cs="Times New Roman"/>
@@ -12817,6 +13758,7 @@
               </w:rPr>
               <w:t>}, виданий ${</w:t>
             </w:r>
+            <w:proofErr w:type="spellStart"/>
             <w:r>
               <w:rPr>
                 <w:rFonts w:ascii="Times New Roman" w:eastAsia="Times New Roman" w:hAnsi="Times New Roman" w:cs="Times New Roman"/>
@@ -12826,6 +13768,7 @@
               </w:rPr>
               <w:t>passportIssue</w:t>
             </w:r>
+            <w:proofErr w:type="spellEnd"/>
             <w:r>
               <w:rPr>
                 <w:rFonts w:ascii="Times New Roman" w:eastAsia="Times New Roman" w:hAnsi="Times New Roman" w:cs="Times New Roman"/>
@@ -12843,13 +13786,23 @@
               </w:rPr>
               <w:t>passport</w:t>
             </w:r>
+            <w:proofErr w:type="spellStart"/>
             <w:r>
               <w:rPr>
                 <w:rFonts w:ascii="Times New Roman" w:eastAsia="Times New Roman" w:hAnsi="Times New Roman" w:cs="Times New Roman"/>
                 <w:sz w:val="16"/>
                 <w:szCs w:val="16"/>
               </w:rPr>
-              <w:t>Date}</w:t>
+              <w:t>Date</w:t>
+            </w:r>
+            <w:proofErr w:type="spellEnd"/>
+            <w:r>
+              <w:rPr>
+                <w:rFonts w:ascii="Times New Roman" w:eastAsia="Times New Roman" w:hAnsi="Times New Roman" w:cs="Times New Roman"/>
+                <w:sz w:val="16"/>
+                <w:szCs w:val="16"/>
+              </w:rPr>
+              <w:t>}</w:t>
             </w:r>
           </w:p>
           <w:p>
@@ -12954,7 +13907,33 @@
                 <w:szCs w:val="16"/>
                 <w:lang w:val="en-US" w:eastAsia="ru-RU"/>
               </w:rPr>
-              <w:t>${shortName}</w:t>
+              <w:t>${</w:t>
+            </w:r>
+            <w:proofErr w:type="spellStart"/>
+            <w:r>
+              <w:rPr>
+                <w:rFonts w:ascii="Times New Roman" w:eastAsia="Times New Roman" w:hAnsi="Times New Roman" w:cs="Times New Roman"/>
+                <w:b/>
+                <w:bCs/>
+                <w:color w:val="010101"/>
+                <w:sz w:val="16"/>
+                <w:szCs w:val="16"/>
+                <w:lang w:val="en-US" w:eastAsia="ru-RU"/>
+              </w:rPr>
+              <w:t>shortName</w:t>
+            </w:r>
+            <w:proofErr w:type="spellEnd"/>
+            <w:r>
+              <w:rPr>
+                <w:rFonts w:ascii="Times New Roman" w:eastAsia="Times New Roman" w:hAnsi="Times New Roman" w:cs="Times New Roman"/>
+                <w:b/>
+                <w:bCs/>
+                <w:color w:val="010101"/>
+                <w:sz w:val="16"/>
+                <w:szCs w:val="16"/>
+                <w:lang w:val="en-US" w:eastAsia="ru-RU"/>
+              </w:rPr>
+              <w:t>}</w:t>
             </w:r>
           </w:p>
         </w:tc>
